--- a/templates/qualification_certificate.docx
+++ b/templates/qualification_certificate.docx
@@ -40,6 +40,7 @@
             <w:insideH w:val="none" w:color="auto" w:sz="0" w:space="0"/>
             <w:insideV w:val="none" w:color="auto" w:sz="0" w:space="0"/>
           </w:tblBorders>
+          <w:shd w:val="clear" w:color="auto" w:fill="auto"/>
           <w:tblCellMar>
             <w:top w:w="0" w:type="dxa"/>
             <w:left w:w="108" w:type="dxa"/>
@@ -192,7 +193,6 @@
             <w:insideH w:val="none" w:color="auto" w:sz="0" w:space="0"/>
             <w:insideV w:val="none" w:color="auto" w:sz="0" w:space="0"/>
           </w:tblBorders>
-          <w:shd w:val="clear" w:color="auto" w:fill="auto"/>
           <w:tblCellMar>
             <w:top w:w="0" w:type="dxa"/>
             <w:left w:w="108" w:type="dxa"/>
@@ -224,15 +224,16 @@
               <w:jc w:val="left"/>
               <w:textAlignment w:val="center"/>
               <w:rPr>
-                <w:rFonts w:hint="eastAsia" w:ascii="等线" w:hAnsi="等线" w:eastAsia="等线" w:cs="等线"/>
-                <w:b/>
-                <w:bCs/>
-                <w:i w:val="0"/>
-                <w:iCs w:val="0"/>
-                <w:color w:val="000000"/>
-                <w:sz w:val="18"/>
-                <w:szCs w:val="18"/>
-                <w:u w:val="none"/>
+                <w:rFonts w:hint="default" w:ascii="等线" w:hAnsi="等线" w:eastAsia="等线" w:cs="等线"/>
+                <w:b/>
+                <w:bCs/>
+                <w:i w:val="0"/>
+                <w:iCs w:val="0"/>
+                <w:color w:val="000000"/>
+                <w:sz w:val="18"/>
+                <w:szCs w:val="18"/>
+                <w:u w:val="none"/>
+                <w:lang w:val="en-US"/>
               </w:rPr>
             </w:pPr>
             <w:r>
@@ -249,7 +250,7 @@
                 <w:u w:val="none"/>
                 <w:lang w:val="en-US" w:eastAsia="zh-CN" w:bidi="ar"/>
               </w:rPr>
-              <w:t>姓名 ：</w:t>
+              <w:t>姓名 ：&lt;xm&gt;</w:t>
             </w:r>
           </w:p>
         </w:tc>
@@ -275,15 +276,16 @@
               <w:jc w:val="both"/>
               <w:textAlignment w:val="center"/>
               <w:rPr>
-                <w:rFonts w:hint="eastAsia" w:ascii="等线" w:hAnsi="等线" w:eastAsia="等线" w:cs="等线"/>
-                <w:b/>
-                <w:bCs/>
-                <w:i w:val="0"/>
-                <w:iCs w:val="0"/>
-                <w:color w:val="000000"/>
-                <w:sz w:val="18"/>
-                <w:szCs w:val="18"/>
-                <w:u w:val="none"/>
+                <w:rFonts w:hint="default" w:ascii="等线" w:hAnsi="等线" w:eastAsia="等线" w:cs="等线"/>
+                <w:b/>
+                <w:bCs/>
+                <w:i w:val="0"/>
+                <w:iCs w:val="0"/>
+                <w:color w:val="000000"/>
+                <w:sz w:val="18"/>
+                <w:szCs w:val="18"/>
+                <w:u w:val="none"/>
+                <w:lang w:val="en-US"/>
               </w:rPr>
             </w:pPr>
             <w:r>
@@ -300,7 +302,7 @@
                 <w:u w:val="none"/>
                 <w:lang w:val="en-US" w:eastAsia="zh-CN" w:bidi="ar"/>
               </w:rPr>
-              <w:t>焊工号：</w:t>
+              <w:t>焊工号：&lt;hgh&gt;</w:t>
             </w:r>
           </w:p>
         </w:tc>
@@ -308,6 +310,228 @@
           <w:tcPr>
             <w:tcW w:w="2343" w:type="dxa"/>
             <w:vMerge w:val="restart"/>
+            <w:tcBorders>
+              <w:top w:val="single" w:color="0070C0" w:sz="8" w:space="0"/>
+              <w:left w:val="nil"/>
+              <w:bottom w:val="single" w:color="0070C0" w:sz="8" w:space="0"/>
+              <w:right w:val="single" w:color="0070C0" w:sz="12" w:space="0"/>
+            </w:tcBorders>
+            <w:shd w:val="clear" w:color="auto" w:fill="auto"/>
+            <w:vAlign w:val="center"/>
+          </w:tcPr>
+          <w:p>
+            <w:pPr>
+              <w:jc w:val="both"/>
+              <w:rPr>
+                <w:rFonts w:hint="default" w:ascii="等线" w:hAnsi="等线" w:eastAsia="等线" w:cs="等线"/>
+                <w:b/>
+                <w:bCs/>
+                <w:i w:val="0"/>
+                <w:iCs w:val="0"/>
+                <w:color w:val="000000"/>
+                <w:sz w:val="18"/>
+                <w:szCs w:val="18"/>
+                <w:u w:val="none"/>
+                <w:lang w:val="en-US" w:eastAsia="zh-CN"/>
+              </w:rPr>
+            </w:pPr>
+            <w:r>
+              <w:rPr>
+                <w:rFonts w:hint="eastAsia" w:ascii="等线" w:hAnsi="等线" w:eastAsia="等线" w:cs="等线"/>
+                <w:b/>
+                <w:bCs/>
+                <w:i w:val="0"/>
+                <w:iCs w:val="0"/>
+                <w:color w:val="000000"/>
+                <w:sz w:val="18"/>
+                <w:szCs w:val="18"/>
+                <w:u w:val="none"/>
+                <w:lang w:val="en-US" w:eastAsia="zh-CN"/>
+              </w:rPr>
+              <w:t>&lt;dtz&gt;</w:t>
+            </w:r>
+          </w:p>
+        </w:tc>
+      </w:tr>
+      <w:tr>
+        <w:tblPrEx>
+          <w:tblBorders>
+            <w:top w:val="none" w:color="auto" w:sz="0" w:space="0"/>
+            <w:left w:val="none" w:color="auto" w:sz="0" w:space="0"/>
+            <w:bottom w:val="none" w:color="auto" w:sz="0" w:space="0"/>
+            <w:right w:val="none" w:color="auto" w:sz="0" w:space="0"/>
+            <w:insideH w:val="none" w:color="auto" w:sz="0" w:space="0"/>
+            <w:insideV w:val="none" w:color="auto" w:sz="0" w:space="0"/>
+          </w:tblBorders>
+          <w:tblCellMar>
+            <w:top w:w="0" w:type="dxa"/>
+            <w:left w:w="108" w:type="dxa"/>
+            <w:bottom w:w="0" w:type="dxa"/>
+            <w:right w:w="108" w:type="dxa"/>
+          </w:tblCellMar>
+        </w:tblPrEx>
+        <w:trPr>
+          <w:trHeight w:val="561" w:hRule="atLeast"/>
+        </w:trPr>
+        <w:tc>
+          <w:tcPr>
+            <w:tcW w:w="6356" w:type="dxa"/>
+            <w:gridSpan w:val="3"/>
+            <w:tcBorders>
+              <w:top w:val="single" w:color="0070C0" w:sz="8" w:space="0"/>
+              <w:left w:val="single" w:color="0070C0" w:sz="12" w:space="0"/>
+              <w:bottom w:val="single" w:color="0070C0" w:sz="8" w:space="0"/>
+              <w:right w:val="single" w:color="0070C0" w:sz="8" w:space="0"/>
+            </w:tcBorders>
+            <w:shd w:val="clear" w:color="auto" w:fill="auto"/>
+            <w:vAlign w:val="center"/>
+          </w:tcPr>
+          <w:p>
+            <w:pPr>
+              <w:keepNext w:val="0"/>
+              <w:keepLines w:val="0"/>
+              <w:widowControl/>
+              <w:suppressLineNumbers w:val="0"/>
+              <w:jc w:val="left"/>
+              <w:textAlignment w:val="center"/>
+              <w:rPr>
+                <w:rFonts w:hint="default" w:ascii="等线" w:hAnsi="等线" w:eastAsia="等线" w:cs="等线"/>
+                <w:b/>
+                <w:bCs/>
+                <w:i w:val="0"/>
+                <w:iCs w:val="0"/>
+                <w:color w:val="000000"/>
+                <w:sz w:val="18"/>
+                <w:szCs w:val="18"/>
+                <w:u w:val="none"/>
+                <w:lang w:val="en-US"/>
+              </w:rPr>
+            </w:pPr>
+            <w:r>
+              <w:rPr>
+                <w:rStyle w:val="4"/>
+                <w:lang w:val="en-US" w:eastAsia="zh-CN" w:bidi="ar"/>
+              </w:rPr>
+              <w:t>施工单位：</w:t>
+            </w:r>
+            <w:r>
+              <w:rPr>
+                <w:rStyle w:val="4"/>
+                <w:rFonts w:hint="eastAsia"/>
+                <w:lang w:val="en-US" w:eastAsia="zh-CN" w:bidi="ar"/>
+              </w:rPr>
+              <w:t>&lt;dw&gt;</w:t>
+            </w:r>
+          </w:p>
+        </w:tc>
+        <w:tc>
+          <w:tcPr>
+            <w:tcW w:w="2343" w:type="dxa"/>
+            <w:vMerge w:val="continue"/>
+            <w:tcBorders>
+              <w:top w:val="single" w:color="0070C0" w:sz="8" w:space="0"/>
+              <w:left w:val="nil"/>
+              <w:bottom w:val="single" w:color="0070C0" w:sz="8" w:space="0"/>
+              <w:right w:val="single" w:color="0070C0" w:sz="12" w:space="0"/>
+            </w:tcBorders>
+            <w:shd w:val="clear" w:color="auto" w:fill="auto"/>
+            <w:vAlign w:val="center"/>
+          </w:tcPr>
+          <w:p>
+            <w:pPr>
+              <w:jc w:val="both"/>
+              <w:rPr>
+                <w:rFonts w:hint="eastAsia" w:ascii="等线" w:hAnsi="等线" w:eastAsia="等线" w:cs="等线"/>
+                <w:b/>
+                <w:bCs/>
+                <w:i w:val="0"/>
+                <w:iCs w:val="0"/>
+                <w:color w:val="000000"/>
+                <w:sz w:val="18"/>
+                <w:szCs w:val="18"/>
+                <w:u w:val="none"/>
+              </w:rPr>
+            </w:pPr>
+          </w:p>
+        </w:tc>
+      </w:tr>
+      <w:tr>
+        <w:tblPrEx>
+          <w:tblBorders>
+            <w:top w:val="none" w:color="auto" w:sz="0" w:space="0"/>
+            <w:left w:val="none" w:color="auto" w:sz="0" w:space="0"/>
+            <w:bottom w:val="none" w:color="auto" w:sz="0" w:space="0"/>
+            <w:right w:val="none" w:color="auto" w:sz="0" w:space="0"/>
+            <w:insideH w:val="none" w:color="auto" w:sz="0" w:space="0"/>
+            <w:insideV w:val="none" w:color="auto" w:sz="0" w:space="0"/>
+          </w:tblBorders>
+          <w:shd w:val="clear" w:color="auto" w:fill="auto"/>
+          <w:tblCellMar>
+            <w:top w:w="0" w:type="dxa"/>
+            <w:left w:w="108" w:type="dxa"/>
+            <w:bottom w:w="0" w:type="dxa"/>
+            <w:right w:w="108" w:type="dxa"/>
+          </w:tblCellMar>
+        </w:tblPrEx>
+        <w:trPr>
+          <w:trHeight w:val="561" w:hRule="atLeast"/>
+        </w:trPr>
+        <w:tc>
+          <w:tcPr>
+            <w:tcW w:w="6356" w:type="dxa"/>
+            <w:gridSpan w:val="3"/>
+            <w:tcBorders>
+              <w:top w:val="single" w:color="0070C0" w:sz="8" w:space="0"/>
+              <w:left w:val="single" w:color="0070C0" w:sz="12" w:space="0"/>
+              <w:bottom w:val="single" w:color="0070C0" w:sz="8" w:space="0"/>
+              <w:right w:val="single" w:color="0070C0" w:sz="8" w:space="0"/>
+            </w:tcBorders>
+            <w:shd w:val="clear" w:color="auto" w:fill="auto"/>
+            <w:vAlign w:val="center"/>
+          </w:tcPr>
+          <w:p>
+            <w:pPr>
+              <w:keepNext w:val="0"/>
+              <w:keepLines w:val="0"/>
+              <w:widowControl/>
+              <w:suppressLineNumbers w:val="0"/>
+              <w:jc w:val="both"/>
+              <w:textAlignment w:val="center"/>
+              <w:rPr>
+                <w:rFonts w:hint="default" w:ascii="等线" w:hAnsi="等线" w:eastAsia="等线" w:cs="等线"/>
+                <w:b/>
+                <w:bCs/>
+                <w:i w:val="0"/>
+                <w:iCs w:val="0"/>
+                <w:color w:val="000000"/>
+                <w:sz w:val="18"/>
+                <w:szCs w:val="18"/>
+                <w:u w:val="none"/>
+                <w:lang w:val="en-US"/>
+              </w:rPr>
+            </w:pPr>
+            <w:r>
+              <w:rPr>
+                <w:rFonts w:hint="eastAsia" w:ascii="等线" w:hAnsi="等线" w:eastAsia="等线" w:cs="等线"/>
+                <w:b/>
+                <w:bCs/>
+                <w:i w:val="0"/>
+                <w:iCs w:val="0"/>
+                <w:color w:val="000000"/>
+                <w:kern w:val="0"/>
+                <w:sz w:val="18"/>
+                <w:szCs w:val="18"/>
+                <w:u w:val="none"/>
+                <w:lang w:val="en-US" w:eastAsia="zh-CN" w:bidi="ar"/>
+              </w:rPr>
+              <w:t>项目名称: &lt;xmmc&gt;</w:t>
+            </w:r>
+          </w:p>
+        </w:tc>
+        <w:tc>
+          <w:tcPr>
+            <w:tcW w:w="2343" w:type="dxa"/>
+            <w:vMerge w:val="continue"/>
             <w:tcBorders>
               <w:top w:val="single" w:color="0070C0" w:sz="8" w:space="0"/>
               <w:left w:val="nil"/>
@@ -378,23 +602,33 @@
               <w:jc w:val="left"/>
               <w:textAlignment w:val="center"/>
               <w:rPr>
-                <w:rFonts w:hint="eastAsia" w:ascii="等线" w:hAnsi="等线" w:eastAsia="等线" w:cs="等线"/>
-                <w:b/>
-                <w:bCs/>
-                <w:i w:val="0"/>
-                <w:iCs w:val="0"/>
-                <w:color w:val="000000"/>
-                <w:sz w:val="18"/>
-                <w:szCs w:val="18"/>
-                <w:u w:val="none"/>
+                <w:rFonts w:hint="default" w:ascii="等线" w:hAnsi="等线" w:eastAsia="等线" w:cs="等线"/>
+                <w:b/>
+                <w:bCs/>
+                <w:i w:val="0"/>
+                <w:iCs w:val="0"/>
+                <w:color w:val="000000"/>
+                <w:sz w:val="18"/>
+                <w:szCs w:val="18"/>
+                <w:u w:val="none"/>
+                <w:lang w:val="en-US"/>
               </w:rPr>
             </w:pPr>
             <w:r>
               <w:rPr>
-                <w:rStyle w:val="4"/>
+                <w:rFonts w:hint="eastAsia" w:ascii="等线" w:hAnsi="等线" w:eastAsia="等线" w:cs="等线"/>
+                <w:b/>
+                <w:bCs/>
+                <w:i w:val="0"/>
+                <w:iCs w:val="0"/>
+                <w:color w:val="000000"/>
+                <w:kern w:val="0"/>
+                <w:sz w:val="18"/>
+                <w:szCs w:val="18"/>
+                <w:u w:val="none"/>
                 <w:lang w:val="en-US" w:eastAsia="zh-CN" w:bidi="ar"/>
               </w:rPr>
-              <w:t>施工单位：</w:t>
+              <w:t>考试项目：&lt;ksxm&gt;</w:t>
             </w:r>
           </w:p>
         </w:tc>
@@ -439,7 +673,6 @@
             <w:insideH w:val="none" w:color="auto" w:sz="0" w:space="0"/>
             <w:insideV w:val="none" w:color="auto" w:sz="0" w:space="0"/>
           </w:tblBorders>
-          <w:shd w:val="clear" w:color="auto" w:fill="auto"/>
           <w:tblCellMar>
             <w:top w:w="0" w:type="dxa"/>
             <w:left w:w="108" w:type="dxa"/>
@@ -472,15 +705,16 @@
               <w:jc w:val="both"/>
               <w:textAlignment w:val="center"/>
               <w:rPr>
-                <w:rFonts w:hint="eastAsia" w:ascii="等线" w:hAnsi="等线" w:eastAsia="等线" w:cs="等线"/>
-                <w:b/>
-                <w:bCs/>
-                <w:i w:val="0"/>
-                <w:iCs w:val="0"/>
-                <w:color w:val="000000"/>
-                <w:sz w:val="18"/>
-                <w:szCs w:val="18"/>
-                <w:u w:val="none"/>
+                <w:rFonts w:hint="default" w:ascii="等线" w:hAnsi="等线" w:eastAsia="等线" w:cs="等线"/>
+                <w:b/>
+                <w:bCs/>
+                <w:i w:val="0"/>
+                <w:iCs w:val="0"/>
+                <w:color w:val="000000"/>
+                <w:sz w:val="18"/>
+                <w:szCs w:val="18"/>
+                <w:u w:val="none"/>
+                <w:lang w:val="en-US"/>
               </w:rPr>
             </w:pPr>
             <w:r>
@@ -497,216 +731,26 @@
                 <w:u w:val="none"/>
                 <w:lang w:val="en-US" w:eastAsia="zh-CN" w:bidi="ar"/>
               </w:rPr>
-              <w:t xml:space="preserve">项目名称: </w:t>
-            </w:r>
-          </w:p>
-        </w:tc>
-        <w:tc>
-          <w:tcPr>
-            <w:tcW w:w="2343" w:type="dxa"/>
-            <w:vMerge w:val="continue"/>
-            <w:tcBorders>
-              <w:top w:val="single" w:color="0070C0" w:sz="8" w:space="0"/>
-              <w:left w:val="nil"/>
-              <w:bottom w:val="single" w:color="0070C0" w:sz="8" w:space="0"/>
-              <w:right w:val="single" w:color="0070C0" w:sz="12" w:space="0"/>
-            </w:tcBorders>
-            <w:shd w:val="clear" w:color="auto" w:fill="auto"/>
-            <w:vAlign w:val="center"/>
-          </w:tcPr>
-          <w:p>
-            <w:pPr>
-              <w:jc w:val="both"/>
-              <w:rPr>
-                <w:rFonts w:hint="eastAsia" w:ascii="等线" w:hAnsi="等线" w:eastAsia="等线" w:cs="等线"/>
-                <w:b/>
-                <w:bCs/>
-                <w:i w:val="0"/>
-                <w:iCs w:val="0"/>
-                <w:color w:val="000000"/>
-                <w:sz w:val="18"/>
-                <w:szCs w:val="18"/>
-                <w:u w:val="none"/>
-              </w:rPr>
-            </w:pPr>
-          </w:p>
-        </w:tc>
-      </w:tr>
-      <w:tr>
-        <w:tblPrEx>
-          <w:tblBorders>
-            <w:top w:val="none" w:color="auto" w:sz="0" w:space="0"/>
-            <w:left w:val="none" w:color="auto" w:sz="0" w:space="0"/>
-            <w:bottom w:val="none" w:color="auto" w:sz="0" w:space="0"/>
-            <w:right w:val="none" w:color="auto" w:sz="0" w:space="0"/>
-            <w:insideH w:val="none" w:color="auto" w:sz="0" w:space="0"/>
-            <w:insideV w:val="none" w:color="auto" w:sz="0" w:space="0"/>
-          </w:tblBorders>
-          <w:shd w:val="clear" w:color="auto" w:fill="auto"/>
-          <w:tblCellMar>
-            <w:top w:w="0" w:type="dxa"/>
-            <w:left w:w="108" w:type="dxa"/>
-            <w:bottom w:w="0" w:type="dxa"/>
-            <w:right w:w="108" w:type="dxa"/>
-          </w:tblCellMar>
-        </w:tblPrEx>
-        <w:trPr>
-          <w:trHeight w:val="561" w:hRule="atLeast"/>
-        </w:trPr>
-        <w:tc>
-          <w:tcPr>
-            <w:tcW w:w="6356" w:type="dxa"/>
-            <w:gridSpan w:val="3"/>
-            <w:tcBorders>
-              <w:top w:val="single" w:color="0070C0" w:sz="8" w:space="0"/>
-              <w:left w:val="single" w:color="0070C0" w:sz="12" w:space="0"/>
-              <w:bottom w:val="single" w:color="0070C0" w:sz="8" w:space="0"/>
-              <w:right w:val="single" w:color="0070C0" w:sz="8" w:space="0"/>
-            </w:tcBorders>
-            <w:shd w:val="clear" w:color="auto" w:fill="auto"/>
-            <w:vAlign w:val="center"/>
-          </w:tcPr>
-          <w:p>
-            <w:pPr>
-              <w:keepNext w:val="0"/>
-              <w:keepLines w:val="0"/>
-              <w:widowControl/>
-              <w:suppressLineNumbers w:val="0"/>
-              <w:jc w:val="left"/>
-              <w:textAlignment w:val="center"/>
-              <w:rPr>
-                <w:rFonts w:hint="default" w:ascii="等线" w:hAnsi="等线" w:eastAsia="等线" w:cs="等线"/>
-                <w:b/>
-                <w:bCs/>
-                <w:i w:val="0"/>
-                <w:iCs w:val="0"/>
-                <w:color w:val="000000"/>
-                <w:sz w:val="18"/>
-                <w:szCs w:val="18"/>
-                <w:u w:val="none"/>
-                <w:lang w:val="en-US"/>
-              </w:rPr>
-            </w:pPr>
-            <w:r>
-              <w:rPr>
-                <w:rFonts w:hint="eastAsia" w:ascii="等线" w:hAnsi="等线" w:eastAsia="等线" w:cs="等线"/>
-                <w:b/>
-                <w:bCs/>
-                <w:i w:val="0"/>
-                <w:iCs w:val="0"/>
-                <w:color w:val="000000"/>
-                <w:kern w:val="0"/>
-                <w:sz w:val="18"/>
-                <w:szCs w:val="18"/>
-                <w:u w:val="none"/>
-                <w:lang w:val="en-US" w:eastAsia="zh-CN" w:bidi="ar"/>
-              </w:rPr>
-              <w:t>考试项目：</w:t>
-            </w:r>
-          </w:p>
-        </w:tc>
-        <w:tc>
-          <w:tcPr>
-            <w:tcW w:w="2343" w:type="dxa"/>
-            <w:vMerge w:val="continue"/>
-            <w:tcBorders>
-              <w:top w:val="single" w:color="0070C0" w:sz="8" w:space="0"/>
-              <w:left w:val="nil"/>
-              <w:bottom w:val="single" w:color="0070C0" w:sz="8" w:space="0"/>
-              <w:right w:val="single" w:color="0070C0" w:sz="12" w:space="0"/>
-            </w:tcBorders>
-            <w:shd w:val="clear" w:color="auto" w:fill="auto"/>
-            <w:vAlign w:val="center"/>
-          </w:tcPr>
-          <w:p>
-            <w:pPr>
-              <w:jc w:val="both"/>
-              <w:rPr>
-                <w:rFonts w:hint="eastAsia" w:ascii="等线" w:hAnsi="等线" w:eastAsia="等线" w:cs="等线"/>
-                <w:b/>
-                <w:bCs/>
-                <w:i w:val="0"/>
-                <w:iCs w:val="0"/>
-                <w:color w:val="000000"/>
-                <w:sz w:val="18"/>
-                <w:szCs w:val="18"/>
-                <w:u w:val="none"/>
-              </w:rPr>
-            </w:pPr>
-          </w:p>
-        </w:tc>
-      </w:tr>
-      <w:tr>
-        <w:tblPrEx>
-          <w:tblBorders>
-            <w:top w:val="none" w:color="auto" w:sz="0" w:space="0"/>
-            <w:left w:val="none" w:color="auto" w:sz="0" w:space="0"/>
-            <w:bottom w:val="none" w:color="auto" w:sz="0" w:space="0"/>
-            <w:right w:val="none" w:color="auto" w:sz="0" w:space="0"/>
-            <w:insideH w:val="none" w:color="auto" w:sz="0" w:space="0"/>
-            <w:insideV w:val="none" w:color="auto" w:sz="0" w:space="0"/>
-          </w:tblBorders>
-          <w:shd w:val="clear" w:color="auto" w:fill="auto"/>
-          <w:tblCellMar>
-            <w:top w:w="0" w:type="dxa"/>
-            <w:left w:w="108" w:type="dxa"/>
-            <w:bottom w:w="0" w:type="dxa"/>
-            <w:right w:w="108" w:type="dxa"/>
-          </w:tblCellMar>
-        </w:tblPrEx>
-        <w:trPr>
-          <w:trHeight w:val="561" w:hRule="atLeast"/>
-        </w:trPr>
-        <w:tc>
-          <w:tcPr>
-            <w:tcW w:w="6356" w:type="dxa"/>
-            <w:gridSpan w:val="3"/>
-            <w:tcBorders>
-              <w:top w:val="single" w:color="0070C0" w:sz="8" w:space="0"/>
-              <w:left w:val="single" w:color="0070C0" w:sz="12" w:space="0"/>
-              <w:bottom w:val="single" w:color="0070C0" w:sz="8" w:space="0"/>
-              <w:right w:val="single" w:color="0070C0" w:sz="8" w:space="0"/>
-            </w:tcBorders>
-            <w:shd w:val="clear" w:color="auto" w:fill="auto"/>
-            <w:vAlign w:val="center"/>
-          </w:tcPr>
-          <w:p>
-            <w:pPr>
-              <w:keepNext w:val="0"/>
-              <w:keepLines w:val="0"/>
-              <w:widowControl/>
-              <w:suppressLineNumbers w:val="0"/>
-              <w:jc w:val="both"/>
-              <w:textAlignment w:val="center"/>
-              <w:rPr>
-                <w:rFonts w:hint="default" w:ascii="等线" w:hAnsi="等线" w:eastAsia="等线" w:cs="等线"/>
-                <w:b/>
-                <w:bCs/>
-                <w:i w:val="0"/>
-                <w:iCs w:val="0"/>
-                <w:color w:val="000000"/>
-                <w:sz w:val="18"/>
-                <w:szCs w:val="18"/>
-                <w:u w:val="none"/>
-                <w:lang w:val="en-US"/>
-              </w:rPr>
-            </w:pPr>
-            <w:r>
-              <w:rPr>
-                <w:rFonts w:hint="eastAsia" w:ascii="等线" w:hAnsi="等线" w:eastAsia="等线" w:cs="等线"/>
-                <w:b/>
-                <w:bCs/>
-                <w:i w:val="0"/>
-                <w:iCs w:val="0"/>
-                <w:color w:val="000000"/>
-                <w:kern w:val="0"/>
-                <w:sz w:val="18"/>
-                <w:szCs w:val="18"/>
-                <w:u w:val="none"/>
-                <w:lang w:val="en-US" w:eastAsia="zh-CN" w:bidi="ar"/>
-              </w:rPr>
               <w:t>证件作业项：</w:t>
             </w:r>
+            <w:bookmarkStart w:id="0" w:name="_GoBack"/>
+            <w:r>
+              <w:rPr>
+                <w:rFonts w:hint="eastAsia" w:ascii="等线" w:hAnsi="等线" w:eastAsia="等线" w:cs="等线"/>
+                <w:b/>
+                <w:bCs/>
+                <w:i w:val="0"/>
+                <w:iCs w:val="0"/>
+                <w:color w:val="000000"/>
+                <w:kern w:val="0"/>
+                <w:sz w:val="18"/>
+                <w:szCs w:val="18"/>
+                <w:u w:val="none"/>
+                <w:lang w:val="en-US" w:eastAsia="zh-CN" w:bidi="ar"/>
+              </w:rPr>
+              <w:t>&lt;zjzyx&gt;</w:t>
+            </w:r>
+            <w:bookmarkEnd w:id="0"/>
           </w:p>
         </w:tc>
         <w:tc>
@@ -809,7 +853,7 @@
                 <w:u w:val="none"/>
                 <w:lang w:val="en-US" w:eastAsia="zh-CN" w:bidi="ar"/>
               </w:rPr>
-              <w:t>批准人：</w:t>
+              <w:t>批准人：&lt;pzr&gt;</w:t>
             </w:r>
           </w:p>
         </w:tc>
@@ -867,10 +911,7 @@
         </w:tc>
       </w:tr>
     </w:tbl>
-    <w:p>
-      <w:bookmarkStart w:id="0" w:name="_GoBack"/>
-      <w:bookmarkEnd w:id="0"/>
-    </w:p>
+    <w:p/>
     <w:sectPr>
       <w:pgSz w:w="11906" w:h="16838"/>
       <w:pgMar w:top="1440" w:right="1800" w:bottom="1440" w:left="1800" w:header="851" w:footer="992" w:gutter="0"/>

--- a/templates/qualification_certificate.docx
+++ b/templates/qualification_certificate.docx
@@ -40,7 +40,6 @@
             <w:insideH w:val="none" w:color="auto" w:sz="0" w:space="0"/>
             <w:insideV w:val="none" w:color="auto" w:sz="0" w:space="0"/>
           </w:tblBorders>
-          <w:shd w:val="clear" w:color="auto" w:fill="auto"/>
           <w:tblCellMar>
             <w:top w:w="0" w:type="dxa"/>
             <w:left w:w="108" w:type="dxa"/>
@@ -193,6 +192,7 @@
             <w:insideH w:val="none" w:color="auto" w:sz="0" w:space="0"/>
             <w:insideV w:val="none" w:color="auto" w:sz="0" w:space="0"/>
           </w:tblBorders>
+          <w:shd w:val="clear" w:color="auto" w:fill="auto"/>
           <w:tblCellMar>
             <w:top w:w="0" w:type="dxa"/>
             <w:left w:w="108" w:type="dxa"/>
@@ -363,6 +363,7 @@
             <w:insideH w:val="none" w:color="auto" w:sz="0" w:space="0"/>
             <w:insideV w:val="none" w:color="auto" w:sz="0" w:space="0"/>
           </w:tblBorders>
+          <w:shd w:val="clear" w:color="auto" w:fill="auto"/>
           <w:tblCellMar>
             <w:top w:w="0" w:type="dxa"/>
             <w:left w:w="108" w:type="dxa"/>
@@ -673,6 +674,7 @@
             <w:insideH w:val="none" w:color="auto" w:sz="0" w:space="0"/>
             <w:insideV w:val="none" w:color="auto" w:sz="0" w:space="0"/>
           </w:tblBorders>
+          <w:shd w:val="clear" w:color="auto" w:fill="auto"/>
           <w:tblCellMar>
             <w:top w:w="0" w:type="dxa"/>
             <w:left w:w="108" w:type="dxa"/>
@@ -731,26 +733,8 @@
                 <w:u w:val="none"/>
                 <w:lang w:val="en-US" w:eastAsia="zh-CN" w:bidi="ar"/>
               </w:rPr>
-              <w:t>证件作业项：</w:t>
+              <w:t>证件作业项：&lt;zjzyx&gt;</w:t>
             </w:r>
-            <w:bookmarkStart w:id="0" w:name="_GoBack"/>
-            <w:r>
-              <w:rPr>
-                <w:rFonts w:hint="eastAsia" w:ascii="等线" w:hAnsi="等线" w:eastAsia="等线" w:cs="等线"/>
-                <w:b/>
-                <w:bCs/>
-                <w:i w:val="0"/>
-                <w:iCs w:val="0"/>
-                <w:color w:val="000000"/>
-                <w:kern w:val="0"/>
-                <w:sz w:val="18"/>
-                <w:szCs w:val="18"/>
-                <w:u w:val="none"/>
-                <w:lang w:val="en-US" w:eastAsia="zh-CN" w:bidi="ar"/>
-              </w:rPr>
-              <w:t>&lt;zjzyx&gt;</w:t>
-            </w:r>
-            <w:bookmarkEnd w:id="0"/>
           </w:p>
         </w:tc>
         <w:tc>
@@ -907,6 +891,24 @@
               </w:rPr>
               <w:t>签发时间：</w:t>
             </w:r>
+            <w:bookmarkStart w:id="0" w:name="_GoBack"/>
+            <w:r>
+              <w:rPr>
+                <w:rFonts w:hint="eastAsia" w:ascii="等线" w:hAnsi="等线" w:eastAsia="等线" w:cs="等线"/>
+                <w:b/>
+                <w:bCs/>
+                <w:i w:val="0"/>
+                <w:iCs w:val="0"/>
+                <w:color w:val="000000"/>
+                <w:kern w:val="0"/>
+                <w:sz w:val="18"/>
+                <w:szCs w:val="18"/>
+                <w:u w:val="none"/>
+                <w:lang w:val="en-US" w:eastAsia="zh-CN" w:bidi="ar"/>
+              </w:rPr>
+              <w:t>&lt;time&gt;</w:t>
+            </w:r>
+            <w:bookmarkEnd w:id="0"/>
           </w:p>
         </w:tc>
       </w:tr>
